--- a/Documentation/Tech task/Техническое задание (1).docx
+++ b/Documentation/Tech task/Техническое задание (1).docx
@@ -1686,6 +1686,26 @@
           <w:bdr w:val="none" w:sz="0" w:space="0" w:color="auto" w:frame="1"/>
           <w:lang w:eastAsia="ru-RU"/>
         </w:rPr>
+        <w:t xml:space="preserve"> (</w:t>
+      </w:r>
+      <w:r>
+        <w:rPr>
+          <w:rFonts w:ascii="Times New Roman" w:eastAsia="Times New Roman" w:hAnsi="Times New Roman" w:cs="Times New Roman"/>
+          <w:sz w:val="28"/>
+          <w:szCs w:val="28"/>
+          <w:bdr w:val="none" w:sz="0" w:space="0" w:color="auto" w:frame="1"/>
+          <w:lang w:eastAsia="ru-RU"/>
+        </w:rPr>
+        <w:t>жанр, настроение, инструменты, длительность)</w:t>
+      </w:r>
+      <w:r>
+        <w:rPr>
+          <w:rFonts w:ascii="Times New Roman" w:eastAsia="Times New Roman" w:hAnsi="Times New Roman" w:cs="Times New Roman"/>
+          <w:sz w:val="28"/>
+          <w:szCs w:val="28"/>
+          <w:bdr w:val="none" w:sz="0" w:space="0" w:color="auto" w:frame="1"/>
+          <w:lang w:eastAsia="ru-RU"/>
+        </w:rPr>
         <w:t>;</w:t>
       </w:r>
     </w:p>
@@ -1996,7 +2016,37 @@
           <w:bdr w:val="none" w:sz="0" w:space="0" w:color="auto" w:frame="1"/>
           <w:lang w:eastAsia="ru-RU"/>
         </w:rPr>
-        <w:t>подача жалобы на трек (с выбором причины нарушения)</w:t>
+        <w:t>сортировка списка треков по дате публикации</w:t>
+      </w:r>
+      <w:r>
+        <w:rPr>
+          <w:rFonts w:ascii="Times New Roman" w:eastAsia="Times New Roman" w:hAnsi="Times New Roman" w:cs="Times New Roman"/>
+          <w:sz w:val="28"/>
+          <w:szCs w:val="28"/>
+          <w:bdr w:val="none" w:sz="0" w:space="0" w:color="auto" w:frame="1"/>
+          <w:lang w:eastAsia="ru-RU"/>
+        </w:rPr>
+        <w:t xml:space="preserve">, </w:t>
+      </w:r>
+      <w:r>
+        <w:rPr>
+          <w:rFonts w:ascii="Times New Roman" w:eastAsia="Times New Roman" w:hAnsi="Times New Roman" w:cs="Times New Roman"/>
+          <w:sz w:val="28"/>
+          <w:szCs w:val="28"/>
+          <w:bdr w:val="none" w:sz="0" w:space="0" w:color="auto" w:frame="1"/>
+          <w:lang w:eastAsia="ru-RU"/>
+        </w:rPr>
+        <w:t>по количеству лайков</w:t>
+      </w:r>
+      <w:r>
+        <w:rPr>
+          <w:rFonts w:ascii="Times New Roman" w:eastAsia="Times New Roman" w:hAnsi="Times New Roman" w:cs="Times New Roman"/>
+          <w:sz w:val="28"/>
+          <w:szCs w:val="28"/>
+          <w:bdr w:val="none" w:sz="0" w:space="0" w:color="auto" w:frame="1"/>
+          <w:lang w:eastAsia="ru-RU"/>
+        </w:rPr>
+        <w:t>, по названию, фильтрация по жанрам</w:t>
       </w:r>
       <w:r>
         <w:rPr>
@@ -2036,7 +2086,7 @@
           <w:bdr w:val="none" w:sz="0" w:space="0" w:color="auto" w:frame="1"/>
           <w:lang w:eastAsia="ru-RU"/>
         </w:rPr>
-        <w:t xml:space="preserve">создание и управление </w:t>
+        <w:t>поиск трека по его названию</w:t>
       </w:r>
       <w:r>
         <w:rPr>
@@ -2046,57 +2096,166 @@
           <w:bdr w:val="none" w:sz="0" w:space="0" w:color="auto" w:frame="1"/>
           <w:lang w:eastAsia="ru-RU"/>
         </w:rPr>
-        <w:t>публичными</w:t>
-      </w:r>
-      <w:r>
-        <w:rPr>
-          <w:rFonts w:ascii="Times New Roman" w:eastAsia="Times New Roman" w:hAnsi="Times New Roman" w:cs="Times New Roman"/>
-          <w:sz w:val="28"/>
-          <w:szCs w:val="28"/>
-          <w:bdr w:val="none" w:sz="0" w:space="0" w:color="auto" w:frame="1"/>
-          <w:lang w:eastAsia="ru-RU"/>
-        </w:rPr>
-        <w:t xml:space="preserve"> плейлистами из опубликованных треков</w:t>
-      </w:r>
-      <w:r>
-        <w:rPr>
-          <w:rFonts w:ascii="Times New Roman" w:eastAsia="Times New Roman" w:hAnsi="Times New Roman" w:cs="Times New Roman"/>
-          <w:sz w:val="28"/>
-          <w:szCs w:val="28"/>
-          <w:bdr w:val="none" w:sz="0" w:space="0" w:color="auto" w:frame="1"/>
-          <w:lang w:eastAsia="ru-RU"/>
-        </w:rPr>
-        <w:t xml:space="preserve"> и приватными плейлистами, включа</w:t>
-      </w:r>
-      <w:r>
-        <w:rPr>
-          <w:rFonts w:ascii="Times New Roman" w:eastAsia="Times New Roman" w:hAnsi="Times New Roman" w:cs="Times New Roman"/>
-          <w:sz w:val="28"/>
-          <w:szCs w:val="28"/>
-          <w:bdr w:val="none" w:sz="0" w:space="0" w:color="auto" w:frame="1"/>
-          <w:lang w:eastAsia="ru-RU"/>
-        </w:rPr>
-        <w:t>ющих</w:t>
-      </w:r>
-      <w:r>
-        <w:rPr>
-          <w:rFonts w:ascii="Times New Roman" w:eastAsia="Times New Roman" w:hAnsi="Times New Roman" w:cs="Times New Roman"/>
-          <w:sz w:val="28"/>
-          <w:szCs w:val="28"/>
-          <w:bdr w:val="none" w:sz="0" w:space="0" w:color="auto" w:frame="1"/>
-          <w:lang w:eastAsia="ru-RU"/>
-        </w:rPr>
-        <w:t xml:space="preserve"> неопубликованные треки</w:t>
-      </w:r>
-      <w:r>
-        <w:rPr>
-          <w:rFonts w:ascii="Times New Roman" w:eastAsia="Times New Roman" w:hAnsi="Times New Roman" w:cs="Times New Roman"/>
-          <w:sz w:val="28"/>
-          <w:szCs w:val="28"/>
-          <w:bdr w:val="none" w:sz="0" w:space="0" w:color="auto" w:frame="1"/>
-          <w:lang w:eastAsia="ru-RU"/>
-        </w:rPr>
         <w:t>;</w:t>
+      </w:r>
+    </w:p>
+    <w:p>
+      <w:pPr>
+        <w:spacing w:after="0" w:line="240" w:lineRule="auto"/>
+        <w:textAlignment w:val="baseline"/>
+        <w:rPr>
+          <w:rFonts w:ascii="Times New Roman" w:eastAsia="Times New Roman" w:hAnsi="Times New Roman" w:cs="Times New Roman"/>
+          <w:sz w:val="28"/>
+          <w:szCs w:val="28"/>
+          <w:lang w:eastAsia="ru-RU"/>
+        </w:rPr>
+      </w:pPr>
+      <w:r>
+        <w:rPr>
+          <w:rFonts w:ascii="Times New Roman" w:eastAsia="Times New Roman" w:hAnsi="Times New Roman" w:cs="Times New Roman"/>
+          <w:sz w:val="28"/>
+          <w:szCs w:val="28"/>
+          <w:lang w:eastAsia="ru-RU"/>
+        </w:rPr>
+        <w:t>4.1.1.2. Для неавторизованных пользователей:</w:t>
+      </w:r>
+    </w:p>
+    <w:p>
+      <w:pPr>
+        <w:spacing w:after="0" w:line="240" w:lineRule="auto"/>
+        <w:textAlignment w:val="baseline"/>
+        <w:rPr>
+          <w:rFonts w:ascii="Times New Roman" w:eastAsia="Times New Roman" w:hAnsi="Times New Roman" w:cs="Times New Roman"/>
+          <w:sz w:val="28"/>
+          <w:szCs w:val="28"/>
+          <w:lang w:eastAsia="ru-RU"/>
+        </w:rPr>
+      </w:pPr>
+      <w:r>
+        <w:rPr>
+          <w:rFonts w:ascii="Times New Roman" w:eastAsia="Times New Roman" w:hAnsi="Times New Roman" w:cs="Times New Roman"/>
+          <w:sz w:val="28"/>
+          <w:szCs w:val="28"/>
+          <w:lang w:eastAsia="ru-RU"/>
+        </w:rPr>
+        <w:lastRenderedPageBreak/>
+        <w:t xml:space="preserve">     </w:t>
+      </w:r>
+      <w:r>
+        <w:rPr>
+          <w:rFonts w:ascii="Times New Roman" w:eastAsia="Times New Roman" w:hAnsi="Times New Roman" w:cs="Times New Roman"/>
+          <w:sz w:val="28"/>
+          <w:szCs w:val="28"/>
+          <w:lang w:eastAsia="ru-RU"/>
+        </w:rPr>
+        <w:t>•</w:t>
+      </w:r>
+      <w:r>
+        <w:rPr>
+          <w:rFonts w:ascii="Times New Roman" w:eastAsia="Times New Roman" w:hAnsi="Times New Roman" w:cs="Times New Roman"/>
+          <w:sz w:val="28"/>
+          <w:szCs w:val="28"/>
+          <w:lang w:eastAsia="ru-RU"/>
+        </w:rPr>
+        <w:tab/>
+      </w:r>
+      <w:r>
+        <w:rPr>
+          <w:rFonts w:ascii="Times New Roman" w:eastAsia="Times New Roman" w:hAnsi="Times New Roman" w:cs="Times New Roman"/>
+          <w:sz w:val="28"/>
+          <w:szCs w:val="28"/>
+          <w:lang w:eastAsia="ru-RU"/>
+        </w:rPr>
+        <w:t>переход к авторизации/регистрации</w:t>
+      </w:r>
+      <w:r>
+        <w:rPr>
+          <w:rFonts w:ascii="Times New Roman" w:eastAsia="Times New Roman" w:hAnsi="Times New Roman" w:cs="Times New Roman"/>
+          <w:sz w:val="28"/>
+          <w:szCs w:val="28"/>
+          <w:lang w:eastAsia="ru-RU"/>
+        </w:rPr>
+        <w:t>;</w:t>
+      </w:r>
+    </w:p>
+    <w:p>
+      <w:pPr>
+        <w:spacing w:after="0" w:line="240" w:lineRule="auto"/>
+        <w:textAlignment w:val="baseline"/>
+        <w:rPr>
+          <w:rFonts w:ascii="Times New Roman" w:eastAsia="Times New Roman" w:hAnsi="Times New Roman" w:cs="Times New Roman"/>
+          <w:sz w:val="28"/>
+          <w:szCs w:val="28"/>
+          <w:lang w:eastAsia="ru-RU"/>
+        </w:rPr>
+      </w:pPr>
+      <w:r>
+        <w:rPr>
+          <w:rFonts w:ascii="Times New Roman" w:eastAsia="Times New Roman" w:hAnsi="Times New Roman" w:cs="Times New Roman"/>
+          <w:sz w:val="28"/>
+          <w:szCs w:val="28"/>
+          <w:lang w:eastAsia="ru-RU"/>
+        </w:rPr>
+        <w:t xml:space="preserve">     </w:t>
+      </w:r>
+      <w:r>
+        <w:rPr>
+          <w:rFonts w:ascii="Times New Roman" w:eastAsia="Times New Roman" w:hAnsi="Times New Roman" w:cs="Times New Roman"/>
+          <w:sz w:val="28"/>
+          <w:szCs w:val="28"/>
+          <w:lang w:eastAsia="ru-RU"/>
+        </w:rPr>
+        <w:t>•</w:t>
+      </w:r>
+      <w:r>
+        <w:rPr>
+          <w:rFonts w:ascii="Times New Roman" w:eastAsia="Times New Roman" w:hAnsi="Times New Roman" w:cs="Times New Roman"/>
+          <w:sz w:val="28"/>
+          <w:szCs w:val="28"/>
+          <w:lang w:eastAsia="ru-RU"/>
+        </w:rPr>
+        <w:tab/>
+        <w:t>просмотр демонстрационных примеров;</w:t>
+      </w:r>
+    </w:p>
+    <w:p>
+      <w:pPr>
+        <w:spacing w:after="0" w:line="240" w:lineRule="auto"/>
+        <w:textAlignment w:val="baseline"/>
+        <w:rPr>
+          <w:rFonts w:ascii="Times New Roman" w:eastAsia="Times New Roman" w:hAnsi="Times New Roman" w:cs="Times New Roman"/>
+          <w:sz w:val="28"/>
+          <w:szCs w:val="28"/>
+          <w:lang w:eastAsia="ru-RU"/>
+        </w:rPr>
+      </w:pPr>
+      <w:r>
+        <w:rPr>
+          <w:rFonts w:ascii="Times New Roman" w:eastAsia="Times New Roman" w:hAnsi="Times New Roman" w:cs="Times New Roman"/>
+          <w:sz w:val="28"/>
+          <w:szCs w:val="28"/>
+          <w:lang w:eastAsia="ru-RU"/>
+        </w:rPr>
+        <w:t xml:space="preserve">     </w:t>
+      </w:r>
+      <w:r>
+        <w:rPr>
+          <w:rFonts w:ascii="Times New Roman" w:eastAsia="Times New Roman" w:hAnsi="Times New Roman" w:cs="Times New Roman"/>
+          <w:sz w:val="28"/>
+          <w:szCs w:val="28"/>
+          <w:lang w:eastAsia="ru-RU"/>
+        </w:rPr>
+        <w:t>•</w:t>
+      </w:r>
+      <w:r>
+        <w:rPr>
+          <w:rFonts w:ascii="Times New Roman" w:eastAsia="Times New Roman" w:hAnsi="Times New Roman" w:cs="Times New Roman"/>
+          <w:sz w:val="28"/>
+          <w:szCs w:val="28"/>
+          <w:lang w:eastAsia="ru-RU"/>
+        </w:rPr>
+        <w:tab/>
+        <w:t>возможность прослушивания опубликованных треков;</w:t>
       </w:r>
     </w:p>
     <w:p>
@@ -2123,51 +2282,37 @@
           <w:rFonts w:ascii="Times New Roman" w:eastAsia="Times New Roman" w:hAnsi="Times New Roman" w:cs="Times New Roman"/>
           <w:sz w:val="28"/>
           <w:szCs w:val="28"/>
-          <w:lang w:eastAsia="ru-RU"/>
-        </w:rPr>
-        <w:t xml:space="preserve">добавление </w:t>
-      </w:r>
-      <w:r>
-        <w:rPr>
-          <w:rFonts w:ascii="Times New Roman" w:eastAsia="Times New Roman" w:hAnsi="Times New Roman" w:cs="Times New Roman"/>
-          <w:sz w:val="28"/>
-          <w:szCs w:val="28"/>
-          <w:lang w:eastAsia="ru-RU"/>
-        </w:rPr>
-        <w:t>трек</w:t>
-      </w:r>
-      <w:r>
-        <w:rPr>
-          <w:rFonts w:ascii="Times New Roman" w:eastAsia="Times New Roman" w:hAnsi="Times New Roman" w:cs="Times New Roman"/>
-          <w:sz w:val="28"/>
-          <w:szCs w:val="28"/>
-          <w:lang w:eastAsia="ru-RU"/>
-        </w:rPr>
-        <w:t xml:space="preserve">ов </w:t>
-      </w:r>
-      <w:r>
-        <w:rPr>
-          <w:rFonts w:ascii="Times New Roman" w:eastAsia="Times New Roman" w:hAnsi="Times New Roman" w:cs="Times New Roman"/>
-          <w:sz w:val="28"/>
-          <w:szCs w:val="28"/>
-          <w:lang w:eastAsia="ru-RU"/>
-        </w:rPr>
-        <w:t>других пользователей</w:t>
-      </w:r>
-      <w:r>
-        <w:rPr>
-          <w:rFonts w:ascii="Times New Roman" w:eastAsia="Times New Roman" w:hAnsi="Times New Roman" w:cs="Times New Roman"/>
-          <w:sz w:val="28"/>
-          <w:szCs w:val="28"/>
-          <w:lang w:eastAsia="ru-RU"/>
-        </w:rPr>
-        <w:t xml:space="preserve"> в свой плейлист</w:t>
-      </w:r>
-      <w:r>
-        <w:rPr>
-          <w:rFonts w:ascii="Times New Roman" w:eastAsia="Times New Roman" w:hAnsi="Times New Roman" w:cs="Times New Roman"/>
-          <w:sz w:val="28"/>
-          <w:szCs w:val="28"/>
+          <w:bdr w:val="none" w:sz="0" w:space="0" w:color="auto" w:frame="1"/>
+          <w:lang w:eastAsia="ru-RU"/>
+        </w:rPr>
+        <w:t>сортировка списка треков по дате публикации</w:t>
+      </w:r>
+      <w:r>
+        <w:rPr>
+          <w:rFonts w:ascii="Times New Roman" w:eastAsia="Times New Roman" w:hAnsi="Times New Roman" w:cs="Times New Roman"/>
+          <w:sz w:val="28"/>
+          <w:szCs w:val="28"/>
+          <w:bdr w:val="none" w:sz="0" w:space="0" w:color="auto" w:frame="1"/>
+          <w:lang w:eastAsia="ru-RU"/>
+        </w:rPr>
+        <w:t xml:space="preserve">, </w:t>
+      </w:r>
+      <w:r>
+        <w:rPr>
+          <w:rFonts w:ascii="Times New Roman" w:eastAsia="Times New Roman" w:hAnsi="Times New Roman" w:cs="Times New Roman"/>
+          <w:sz w:val="28"/>
+          <w:szCs w:val="28"/>
+          <w:bdr w:val="none" w:sz="0" w:space="0" w:color="auto" w:frame="1"/>
+          <w:lang w:eastAsia="ru-RU"/>
+        </w:rPr>
+        <w:t>по количеству лайков, по названию, фильтрация по жанрам</w:t>
+      </w:r>
+      <w:r>
+        <w:rPr>
+          <w:rFonts w:ascii="Times New Roman" w:eastAsia="Times New Roman" w:hAnsi="Times New Roman" w:cs="Times New Roman"/>
+          <w:sz w:val="28"/>
+          <w:szCs w:val="28"/>
+          <w:bdr w:val="none" w:sz="0" w:space="0" w:color="auto" w:frame="1"/>
           <w:lang w:eastAsia="ru-RU"/>
         </w:rPr>
         <w:t>;</w:t>
@@ -2175,632 +2320,135 @@
     </w:p>
     <w:p>
       <w:pPr>
-        <w:numPr>
-          <w:ilvl w:val="0"/>
-          <w:numId w:val="5"/>
-        </w:numPr>
-        <w:tabs>
-          <w:tab w:val="clear" w:pos="720"/>
-          <w:tab w:val="num" w:pos="1200"/>
-        </w:tabs>
         <w:spacing w:after="0" w:line="240" w:lineRule="auto"/>
-        <w:textAlignment w:val="baseline"/>
-        <w:rPr>
-          <w:rFonts w:ascii="Times New Roman" w:eastAsia="Times New Roman" w:hAnsi="Times New Roman" w:cs="Times New Roman"/>
-          <w:sz w:val="28"/>
-          <w:szCs w:val="28"/>
-          <w:lang w:eastAsia="ru-RU"/>
-        </w:rPr>
-      </w:pPr>
-      <w:r>
-        <w:rPr>
-          <w:rFonts w:ascii="Times New Roman" w:eastAsia="Times New Roman" w:hAnsi="Times New Roman" w:cs="Times New Roman"/>
-          <w:sz w:val="28"/>
-          <w:szCs w:val="28"/>
-          <w:bdr w:val="none" w:sz="0" w:space="0" w:color="auto" w:frame="1"/>
-          <w:lang w:eastAsia="ru-RU"/>
-        </w:rPr>
-        <w:lastRenderedPageBreak/>
-        <w:t>сортировка списка треков по дате публикации и по количеству лайков</w:t>
-      </w:r>
-      <w:r>
-        <w:rPr>
-          <w:rFonts w:ascii="Times New Roman" w:eastAsia="Times New Roman" w:hAnsi="Times New Roman" w:cs="Times New Roman"/>
-          <w:sz w:val="28"/>
-          <w:szCs w:val="28"/>
-          <w:bdr w:val="none" w:sz="0" w:space="0" w:color="auto" w:frame="1"/>
-          <w:lang w:eastAsia="ru-RU"/>
-        </w:rPr>
-        <w:t>;</w:t>
-      </w:r>
-    </w:p>
-    <w:p>
-      <w:pPr>
-        <w:numPr>
-          <w:ilvl w:val="0"/>
-          <w:numId w:val="5"/>
-        </w:numPr>
-        <w:tabs>
-          <w:tab w:val="clear" w:pos="720"/>
-          <w:tab w:val="num" w:pos="1200"/>
-        </w:tabs>
+        <w:rPr>
+          <w:rFonts w:ascii="Times New Roman" w:eastAsia="Times New Roman" w:hAnsi="Times New Roman" w:cs="Times New Roman"/>
+          <w:sz w:val="28"/>
+          <w:szCs w:val="28"/>
+          <w:lang w:eastAsia="ru-RU"/>
+        </w:rPr>
+      </w:pPr>
+      <w:r>
+        <w:rPr>
+          <w:rFonts w:ascii="Times New Roman" w:eastAsia="Times New Roman" w:hAnsi="Times New Roman" w:cs="Times New Roman"/>
+          <w:sz w:val="28"/>
+          <w:szCs w:val="28"/>
+          <w:lang w:eastAsia="ru-RU"/>
+        </w:rPr>
+        <w:t>4.1.</w:t>
+      </w:r>
+      <w:r>
+        <w:rPr>
+          <w:rFonts w:ascii="Times New Roman" w:eastAsia="Times New Roman" w:hAnsi="Times New Roman" w:cs="Times New Roman"/>
+          <w:sz w:val="28"/>
+          <w:szCs w:val="28"/>
+          <w:lang w:eastAsia="ru-RU"/>
+        </w:rPr>
+        <w:t>2.</w:t>
+      </w:r>
+      <w:r>
+        <w:rPr>
+          <w:rFonts w:ascii="Times New Roman" w:eastAsia="Times New Roman" w:hAnsi="Times New Roman" w:cs="Times New Roman"/>
+          <w:sz w:val="28"/>
+          <w:szCs w:val="28"/>
+          <w:lang w:eastAsia="ru-RU"/>
+        </w:rPr>
+        <w:t xml:space="preserve"> Исходные данные:</w:t>
+      </w:r>
+    </w:p>
+    <w:p>
+      <w:pPr>
         <w:spacing w:after="0" w:line="240" w:lineRule="auto"/>
-        <w:textAlignment w:val="baseline"/>
-        <w:rPr>
-          <w:rFonts w:ascii="Times New Roman" w:eastAsia="Times New Roman" w:hAnsi="Times New Roman" w:cs="Times New Roman"/>
-          <w:sz w:val="28"/>
-          <w:szCs w:val="28"/>
-          <w:lang w:eastAsia="ru-RU"/>
-        </w:rPr>
-      </w:pPr>
-      <w:r>
-        <w:rPr>
-          <w:rFonts w:ascii="Times New Roman" w:eastAsia="Times New Roman" w:hAnsi="Times New Roman" w:cs="Times New Roman"/>
-          <w:sz w:val="28"/>
-          <w:szCs w:val="28"/>
-          <w:bdr w:val="none" w:sz="0" w:space="0" w:color="auto" w:frame="1"/>
-          <w:lang w:eastAsia="ru-RU"/>
-        </w:rPr>
-        <w:t>фильтрация по жанру, инструменталу и настроению</w:t>
-      </w:r>
-      <w:r>
-        <w:rPr>
-          <w:rFonts w:ascii="Times New Roman" w:eastAsia="Times New Roman" w:hAnsi="Times New Roman" w:cs="Times New Roman"/>
-          <w:sz w:val="28"/>
-          <w:szCs w:val="28"/>
-          <w:bdr w:val="none" w:sz="0" w:space="0" w:color="auto" w:frame="1"/>
-          <w:lang w:eastAsia="ru-RU"/>
-        </w:rPr>
-        <w:t>;</w:t>
-      </w:r>
-    </w:p>
-    <w:p>
-      <w:pPr>
-        <w:numPr>
-          <w:ilvl w:val="0"/>
-          <w:numId w:val="5"/>
-        </w:numPr>
-        <w:tabs>
-          <w:tab w:val="clear" w:pos="720"/>
-          <w:tab w:val="num" w:pos="1200"/>
-        </w:tabs>
+        <w:rPr>
+          <w:rFonts w:ascii="Times New Roman" w:eastAsia="Times New Roman" w:hAnsi="Times New Roman" w:cs="Times New Roman"/>
+          <w:sz w:val="28"/>
+          <w:szCs w:val="28"/>
+          <w:lang w:eastAsia="ru-RU"/>
+        </w:rPr>
+      </w:pPr>
+      <w:r>
+        <w:rPr>
+          <w:rFonts w:ascii="Times New Roman" w:eastAsia="Times New Roman" w:hAnsi="Times New Roman" w:cs="Times New Roman"/>
+          <w:sz w:val="28"/>
+          <w:szCs w:val="28"/>
+          <w:lang w:eastAsia="ru-RU"/>
+        </w:rPr>
+        <w:t xml:space="preserve">     </w:t>
+      </w:r>
+      <w:r>
+        <w:rPr>
+          <w:rFonts w:ascii="Times New Roman" w:eastAsia="Times New Roman" w:hAnsi="Times New Roman" w:cs="Times New Roman"/>
+          <w:sz w:val="28"/>
+          <w:szCs w:val="28"/>
+          <w:lang w:eastAsia="ru-RU"/>
+        </w:rPr>
+        <w:t>•</w:t>
+      </w:r>
+      <w:r>
+        <w:rPr>
+          <w:rFonts w:ascii="Times New Roman" w:eastAsia="Times New Roman" w:hAnsi="Times New Roman" w:cs="Times New Roman"/>
+          <w:sz w:val="28"/>
+          <w:szCs w:val="28"/>
+          <w:lang w:eastAsia="ru-RU"/>
+        </w:rPr>
+        <w:t xml:space="preserve">    демонстрационные примеры музыки</w:t>
+      </w:r>
+    </w:p>
+    <w:p>
+      <w:pPr>
         <w:spacing w:after="0" w:line="240" w:lineRule="auto"/>
-        <w:textAlignment w:val="baseline"/>
-        <w:rPr>
-          <w:rFonts w:ascii="Times New Roman" w:eastAsia="Times New Roman" w:hAnsi="Times New Roman" w:cs="Times New Roman"/>
-          <w:sz w:val="28"/>
-          <w:szCs w:val="28"/>
-          <w:lang w:eastAsia="ru-RU"/>
-        </w:rPr>
-      </w:pPr>
-      <w:r>
-        <w:rPr>
-          <w:rFonts w:ascii="Times New Roman" w:eastAsia="Times New Roman" w:hAnsi="Times New Roman" w:cs="Times New Roman"/>
-          <w:sz w:val="28"/>
-          <w:szCs w:val="28"/>
-          <w:bdr w:val="none" w:sz="0" w:space="0" w:color="auto" w:frame="1"/>
-          <w:lang w:eastAsia="ru-RU"/>
-        </w:rPr>
-        <w:t>поиск трека по его названию</w:t>
-      </w:r>
-      <w:r>
-        <w:rPr>
-          <w:rFonts w:ascii="Times New Roman" w:eastAsia="Times New Roman" w:hAnsi="Times New Roman" w:cs="Times New Roman"/>
-          <w:sz w:val="28"/>
-          <w:szCs w:val="28"/>
-          <w:bdr w:val="none" w:sz="0" w:space="0" w:color="auto" w:frame="1"/>
-          <w:lang w:eastAsia="ru-RU"/>
-        </w:rPr>
-        <w:t>;</w:t>
+        <w:rPr>
+          <w:rFonts w:ascii="Times New Roman" w:eastAsia="Times New Roman" w:hAnsi="Times New Roman" w:cs="Times New Roman"/>
+          <w:sz w:val="28"/>
+          <w:szCs w:val="28"/>
+          <w:lang w:eastAsia="ru-RU"/>
+        </w:rPr>
+      </w:pPr>
+      <w:r>
+        <w:rPr>
+          <w:rFonts w:ascii="Times New Roman" w:eastAsia="Times New Roman" w:hAnsi="Times New Roman" w:cs="Times New Roman"/>
+          <w:sz w:val="28"/>
+          <w:szCs w:val="28"/>
+          <w:lang w:eastAsia="ru-RU"/>
+        </w:rPr>
+        <w:t xml:space="preserve">     </w:t>
+      </w:r>
+      <w:r>
+        <w:rPr>
+          <w:rFonts w:ascii="Times New Roman" w:eastAsia="Times New Roman" w:hAnsi="Times New Roman" w:cs="Times New Roman"/>
+          <w:sz w:val="28"/>
+          <w:szCs w:val="28"/>
+          <w:lang w:eastAsia="ru-RU"/>
+        </w:rPr>
+        <w:t>•</w:t>
+      </w:r>
+      <w:r>
+        <w:rPr>
+          <w:rFonts w:ascii="Times New Roman" w:eastAsia="Times New Roman" w:hAnsi="Times New Roman" w:cs="Times New Roman"/>
+          <w:sz w:val="28"/>
+          <w:szCs w:val="28"/>
+          <w:lang w:eastAsia="ru-RU"/>
+        </w:rPr>
+        <w:t xml:space="preserve">    с</w:t>
+      </w:r>
+      <w:r>
+        <w:rPr>
+          <w:rFonts w:ascii="Times New Roman" w:eastAsia="Times New Roman" w:hAnsi="Times New Roman" w:cs="Times New Roman"/>
+          <w:sz w:val="28"/>
+          <w:szCs w:val="28"/>
+          <w:lang w:eastAsia="ru-RU"/>
+        </w:rPr>
+        <w:t>правочник (жанры, настроение, инструменты);</w:t>
       </w:r>
     </w:p>
     <w:p>
       <w:pPr>
         <w:spacing w:after="0" w:line="240" w:lineRule="auto"/>
-        <w:textAlignment w:val="baseline"/>
-        <w:rPr>
-          <w:rFonts w:ascii="Times New Roman" w:eastAsia="Times New Roman" w:hAnsi="Times New Roman" w:cs="Times New Roman"/>
-          <w:sz w:val="28"/>
-          <w:szCs w:val="28"/>
-          <w:lang w:eastAsia="ru-RU"/>
-        </w:rPr>
-      </w:pPr>
-      <w:r>
-        <w:rPr>
-          <w:rFonts w:ascii="Times New Roman" w:eastAsia="Times New Roman" w:hAnsi="Times New Roman" w:cs="Times New Roman"/>
-          <w:sz w:val="28"/>
-          <w:szCs w:val="28"/>
-          <w:lang w:eastAsia="ru-RU"/>
-        </w:rPr>
-        <w:t>4.1.1.2. Для неавторизованных пользователей:</w:t>
-      </w:r>
-    </w:p>
-    <w:p>
-      <w:pPr>
-        <w:spacing w:after="0" w:line="240" w:lineRule="auto"/>
-        <w:textAlignment w:val="baseline"/>
-        <w:rPr>
-          <w:rFonts w:ascii="Times New Roman" w:eastAsia="Times New Roman" w:hAnsi="Times New Roman" w:cs="Times New Roman"/>
-          <w:sz w:val="28"/>
-          <w:szCs w:val="28"/>
-          <w:lang w:eastAsia="ru-RU"/>
-        </w:rPr>
-      </w:pPr>
-      <w:r>
-        <w:rPr>
-          <w:rFonts w:ascii="Times New Roman" w:eastAsia="Times New Roman" w:hAnsi="Times New Roman" w:cs="Times New Roman"/>
-          <w:sz w:val="28"/>
-          <w:szCs w:val="28"/>
-          <w:lang w:eastAsia="ru-RU"/>
-        </w:rPr>
-        <w:t xml:space="preserve">     </w:t>
-      </w:r>
-      <w:r>
-        <w:rPr>
-          <w:rFonts w:ascii="Times New Roman" w:eastAsia="Times New Roman" w:hAnsi="Times New Roman" w:cs="Times New Roman"/>
-          <w:sz w:val="28"/>
-          <w:szCs w:val="28"/>
-          <w:lang w:eastAsia="ru-RU"/>
-        </w:rPr>
-        <w:t>•</w:t>
-      </w:r>
-      <w:r>
-        <w:rPr>
-          <w:rFonts w:ascii="Times New Roman" w:eastAsia="Times New Roman" w:hAnsi="Times New Roman" w:cs="Times New Roman"/>
-          <w:sz w:val="28"/>
-          <w:szCs w:val="28"/>
-          <w:lang w:eastAsia="ru-RU"/>
-        </w:rPr>
-        <w:tab/>
-      </w:r>
-      <w:r>
-        <w:rPr>
-          <w:rFonts w:ascii="Times New Roman" w:eastAsia="Times New Roman" w:hAnsi="Times New Roman" w:cs="Times New Roman"/>
-          <w:sz w:val="28"/>
-          <w:szCs w:val="28"/>
-          <w:lang w:eastAsia="ru-RU"/>
-        </w:rPr>
-        <w:t>переход к авторизации/регистрации</w:t>
-      </w:r>
-      <w:r>
-        <w:rPr>
-          <w:rFonts w:ascii="Times New Roman" w:eastAsia="Times New Roman" w:hAnsi="Times New Roman" w:cs="Times New Roman"/>
-          <w:sz w:val="28"/>
-          <w:szCs w:val="28"/>
-          <w:lang w:eastAsia="ru-RU"/>
-        </w:rPr>
-        <w:t>;</w:t>
-      </w:r>
-    </w:p>
-    <w:p>
-      <w:pPr>
-        <w:spacing w:after="0" w:line="240" w:lineRule="auto"/>
-        <w:textAlignment w:val="baseline"/>
-        <w:rPr>
-          <w:rFonts w:ascii="Times New Roman" w:eastAsia="Times New Roman" w:hAnsi="Times New Roman" w:cs="Times New Roman"/>
-          <w:sz w:val="28"/>
-          <w:szCs w:val="28"/>
-          <w:lang w:eastAsia="ru-RU"/>
-        </w:rPr>
-      </w:pPr>
-      <w:r>
-        <w:rPr>
-          <w:rFonts w:ascii="Times New Roman" w:eastAsia="Times New Roman" w:hAnsi="Times New Roman" w:cs="Times New Roman"/>
-          <w:sz w:val="28"/>
-          <w:szCs w:val="28"/>
-          <w:lang w:eastAsia="ru-RU"/>
-        </w:rPr>
-        <w:t xml:space="preserve">     </w:t>
-      </w:r>
-      <w:r>
-        <w:rPr>
-          <w:rFonts w:ascii="Times New Roman" w:eastAsia="Times New Roman" w:hAnsi="Times New Roman" w:cs="Times New Roman"/>
-          <w:sz w:val="28"/>
-          <w:szCs w:val="28"/>
-          <w:lang w:eastAsia="ru-RU"/>
-        </w:rPr>
-        <w:t>•</w:t>
-      </w:r>
-      <w:r>
-        <w:rPr>
-          <w:rFonts w:ascii="Times New Roman" w:eastAsia="Times New Roman" w:hAnsi="Times New Roman" w:cs="Times New Roman"/>
-          <w:sz w:val="28"/>
-          <w:szCs w:val="28"/>
-          <w:lang w:eastAsia="ru-RU"/>
-        </w:rPr>
-        <w:tab/>
-        <w:t>просмотр демонстрационных примеров;</w:t>
-      </w:r>
-    </w:p>
-    <w:p>
-      <w:pPr>
-        <w:spacing w:after="0" w:line="240" w:lineRule="auto"/>
-        <w:textAlignment w:val="baseline"/>
-        <w:rPr>
-          <w:rFonts w:ascii="Times New Roman" w:eastAsia="Times New Roman" w:hAnsi="Times New Roman" w:cs="Times New Roman"/>
-          <w:sz w:val="28"/>
-          <w:szCs w:val="28"/>
-          <w:lang w:eastAsia="ru-RU"/>
-        </w:rPr>
-      </w:pPr>
-      <w:r>
-        <w:rPr>
-          <w:rFonts w:ascii="Times New Roman" w:eastAsia="Times New Roman" w:hAnsi="Times New Roman" w:cs="Times New Roman"/>
-          <w:sz w:val="28"/>
-          <w:szCs w:val="28"/>
-          <w:lang w:eastAsia="ru-RU"/>
-        </w:rPr>
-        <w:t xml:space="preserve">     </w:t>
-      </w:r>
-      <w:r>
-        <w:rPr>
-          <w:rFonts w:ascii="Times New Roman" w:eastAsia="Times New Roman" w:hAnsi="Times New Roman" w:cs="Times New Roman"/>
-          <w:sz w:val="28"/>
-          <w:szCs w:val="28"/>
-          <w:lang w:eastAsia="ru-RU"/>
-        </w:rPr>
-        <w:t>•</w:t>
-      </w:r>
-      <w:r>
-        <w:rPr>
-          <w:rFonts w:ascii="Times New Roman" w:eastAsia="Times New Roman" w:hAnsi="Times New Roman" w:cs="Times New Roman"/>
-          <w:sz w:val="28"/>
-          <w:szCs w:val="28"/>
-          <w:lang w:eastAsia="ru-RU"/>
-        </w:rPr>
-        <w:tab/>
-        <w:t>возможность прослушивания опубликованных треков;</w:t>
-      </w:r>
-    </w:p>
-    <w:p>
-      <w:pPr>
-        <w:spacing w:after="0" w:line="240" w:lineRule="auto"/>
-        <w:textAlignment w:val="baseline"/>
-        <w:rPr>
-          <w:rFonts w:ascii="Times New Roman" w:eastAsia="Times New Roman" w:hAnsi="Times New Roman" w:cs="Times New Roman"/>
-          <w:sz w:val="28"/>
-          <w:szCs w:val="28"/>
-          <w:lang w:eastAsia="ru-RU"/>
-        </w:rPr>
-      </w:pPr>
-      <w:r>
-        <w:rPr>
-          <w:rFonts w:ascii="Times New Roman" w:eastAsia="Times New Roman" w:hAnsi="Times New Roman" w:cs="Times New Roman"/>
-          <w:sz w:val="28"/>
-          <w:szCs w:val="28"/>
-          <w:lang w:eastAsia="ru-RU"/>
-        </w:rPr>
-        <w:t>4.1.1.</w:t>
-      </w:r>
-      <w:r>
-        <w:rPr>
-          <w:rFonts w:ascii="Times New Roman" w:eastAsia="Times New Roman" w:hAnsi="Times New Roman" w:cs="Times New Roman"/>
-          <w:sz w:val="28"/>
-          <w:szCs w:val="28"/>
-          <w:lang w:eastAsia="ru-RU"/>
-        </w:rPr>
-        <w:t>3.</w:t>
-      </w:r>
-      <w:r>
-        <w:rPr>
-          <w:rFonts w:ascii="Times New Roman" w:eastAsia="Times New Roman" w:hAnsi="Times New Roman" w:cs="Times New Roman"/>
-          <w:sz w:val="28"/>
-          <w:szCs w:val="28"/>
-          <w:lang w:eastAsia="ru-RU"/>
-        </w:rPr>
-        <w:t xml:space="preserve"> </w:t>
-      </w:r>
-      <w:r>
-        <w:rPr>
-          <w:rFonts w:ascii="Times New Roman" w:eastAsia="Times New Roman" w:hAnsi="Times New Roman" w:cs="Times New Roman"/>
-          <w:sz w:val="28"/>
-          <w:szCs w:val="28"/>
-          <w:lang w:eastAsia="ru-RU"/>
-        </w:rPr>
-        <w:t>Для администраторов</w:t>
-      </w:r>
-      <w:r>
-        <w:rPr>
-          <w:rFonts w:ascii="Times New Roman" w:eastAsia="Times New Roman" w:hAnsi="Times New Roman" w:cs="Times New Roman"/>
-          <w:sz w:val="28"/>
-          <w:szCs w:val="28"/>
-          <w:lang w:eastAsia="ru-RU"/>
-        </w:rPr>
-        <w:t>:</w:t>
-      </w:r>
-    </w:p>
-    <w:p>
-      <w:pPr>
-        <w:numPr>
-          <w:ilvl w:val="0"/>
-          <w:numId w:val="6"/>
-        </w:numPr>
-        <w:tabs>
-          <w:tab w:val="clear" w:pos="720"/>
-          <w:tab w:val="num" w:pos="1200"/>
-        </w:tabs>
-        <w:spacing w:after="0" w:line="240" w:lineRule="auto"/>
-        <w:textAlignment w:val="baseline"/>
-        <w:rPr>
-          <w:rFonts w:ascii="Times New Roman" w:eastAsia="Times New Roman" w:hAnsi="Times New Roman" w:cs="Times New Roman"/>
-          <w:sz w:val="28"/>
-          <w:szCs w:val="28"/>
-          <w:lang w:eastAsia="ru-RU"/>
-        </w:rPr>
-      </w:pPr>
-      <w:r>
-        <w:rPr>
-          <w:rFonts w:ascii="Times New Roman" w:eastAsia="Times New Roman" w:hAnsi="Times New Roman" w:cs="Times New Roman"/>
-          <w:sz w:val="28"/>
-          <w:szCs w:val="28"/>
-          <w:lang w:eastAsia="ru-RU"/>
-        </w:rPr>
-        <w:t>управление справочниками (жанры, настроения, инструменты)</w:t>
-      </w:r>
-      <w:r>
-        <w:rPr>
-          <w:rFonts w:ascii="Times New Roman" w:eastAsia="Times New Roman" w:hAnsi="Times New Roman" w:cs="Times New Roman"/>
-          <w:sz w:val="28"/>
-          <w:szCs w:val="28"/>
-          <w:lang w:eastAsia="ru-RU"/>
-        </w:rPr>
-        <w:t>;</w:t>
-      </w:r>
-    </w:p>
-    <w:p>
-      <w:pPr>
-        <w:numPr>
-          <w:ilvl w:val="0"/>
-          <w:numId w:val="6"/>
-        </w:numPr>
-        <w:tabs>
-          <w:tab w:val="clear" w:pos="720"/>
-          <w:tab w:val="num" w:pos="1200"/>
-        </w:tabs>
-        <w:spacing w:after="0" w:line="240" w:lineRule="auto"/>
-        <w:textAlignment w:val="baseline"/>
-        <w:rPr>
-          <w:rFonts w:ascii="Times New Roman" w:eastAsia="Times New Roman" w:hAnsi="Times New Roman" w:cs="Times New Roman"/>
-          <w:sz w:val="28"/>
-          <w:szCs w:val="28"/>
-          <w:lang w:eastAsia="ru-RU"/>
-        </w:rPr>
-      </w:pPr>
-      <w:r>
-        <w:rPr>
-          <w:rFonts w:ascii="Times New Roman" w:eastAsia="Times New Roman" w:hAnsi="Times New Roman" w:cs="Times New Roman"/>
-          <w:sz w:val="28"/>
-          <w:szCs w:val="28"/>
-          <w:lang w:eastAsia="ru-RU"/>
-        </w:rPr>
-        <w:t>мониторинг работы генератора</w:t>
-      </w:r>
-      <w:r>
-        <w:rPr>
-          <w:rFonts w:ascii="Times New Roman" w:eastAsia="Times New Roman" w:hAnsi="Times New Roman" w:cs="Times New Roman"/>
-          <w:sz w:val="28"/>
-          <w:szCs w:val="28"/>
-          <w:lang w:val="en-US" w:eastAsia="ru-RU"/>
-        </w:rPr>
-        <w:t>;</w:t>
-      </w:r>
-    </w:p>
-    <w:p>
-      <w:pPr>
-        <w:numPr>
-          <w:ilvl w:val="0"/>
-          <w:numId w:val="6"/>
-        </w:numPr>
-        <w:tabs>
-          <w:tab w:val="clear" w:pos="720"/>
-          <w:tab w:val="num" w:pos="1200"/>
-        </w:tabs>
-        <w:spacing w:after="0" w:line="240" w:lineRule="auto"/>
-        <w:textAlignment w:val="baseline"/>
-        <w:rPr>
-          <w:rFonts w:ascii="Times New Roman" w:eastAsia="Times New Roman" w:hAnsi="Times New Roman" w:cs="Times New Roman"/>
-          <w:sz w:val="28"/>
-          <w:szCs w:val="28"/>
-          <w:lang w:eastAsia="ru-RU"/>
-        </w:rPr>
-      </w:pPr>
-      <w:r>
-        <w:rPr>
-          <w:rFonts w:ascii="Times New Roman" w:eastAsia="Times New Roman" w:hAnsi="Times New Roman" w:cs="Times New Roman"/>
-          <w:sz w:val="28"/>
-          <w:szCs w:val="28"/>
-          <w:lang w:eastAsia="ru-RU"/>
-        </w:rPr>
-        <w:t>управление контентом</w:t>
-      </w:r>
-      <w:r>
-        <w:rPr>
-          <w:rFonts w:ascii="Times New Roman" w:eastAsia="Times New Roman" w:hAnsi="Times New Roman" w:cs="Times New Roman"/>
-          <w:sz w:val="28"/>
-          <w:szCs w:val="28"/>
-          <w:lang w:val="en-US" w:eastAsia="ru-RU"/>
-        </w:rPr>
-        <w:t>;</w:t>
-      </w:r>
-    </w:p>
-    <w:p>
-      <w:pPr>
-        <w:numPr>
-          <w:ilvl w:val="0"/>
-          <w:numId w:val="6"/>
-        </w:numPr>
-        <w:tabs>
-          <w:tab w:val="clear" w:pos="720"/>
-          <w:tab w:val="num" w:pos="1200"/>
-        </w:tabs>
-        <w:spacing w:after="0" w:line="240" w:lineRule="auto"/>
-        <w:textAlignment w:val="baseline"/>
-        <w:rPr>
-          <w:rFonts w:ascii="Times New Roman" w:eastAsia="Times New Roman" w:hAnsi="Times New Roman" w:cs="Times New Roman"/>
-          <w:sz w:val="28"/>
-          <w:szCs w:val="28"/>
-          <w:lang w:eastAsia="ru-RU"/>
-        </w:rPr>
-      </w:pPr>
-      <w:r>
-        <w:rPr>
-          <w:rFonts w:ascii="Times New Roman" w:eastAsia="Times New Roman" w:hAnsi="Times New Roman" w:cs="Times New Roman"/>
-          <w:sz w:val="28"/>
-          <w:szCs w:val="28"/>
-          <w:lang w:eastAsia="ru-RU"/>
-        </w:rPr>
-        <w:t>модерация жалоб на треки и принятие решений по ним</w:t>
-      </w:r>
-      <w:r>
-        <w:rPr>
-          <w:rFonts w:ascii="Times New Roman" w:eastAsia="Times New Roman" w:hAnsi="Times New Roman" w:cs="Times New Roman"/>
-          <w:sz w:val="28"/>
-          <w:szCs w:val="28"/>
-          <w:lang w:eastAsia="ru-RU"/>
-        </w:rPr>
-        <w:t>;</w:t>
-      </w:r>
-    </w:p>
-    <w:p>
-      <w:pPr>
-        <w:spacing w:after="0" w:line="240" w:lineRule="auto"/>
-        <w:rPr>
-          <w:rFonts w:ascii="Times New Roman" w:eastAsia="Times New Roman" w:hAnsi="Times New Roman" w:cs="Times New Roman"/>
-          <w:sz w:val="28"/>
-          <w:szCs w:val="28"/>
-          <w:lang w:eastAsia="ru-RU"/>
-        </w:rPr>
-      </w:pPr>
-      <w:r>
-        <w:rPr>
-          <w:rFonts w:ascii="Times New Roman" w:eastAsia="Times New Roman" w:hAnsi="Times New Roman" w:cs="Times New Roman"/>
-          <w:sz w:val="28"/>
-          <w:szCs w:val="28"/>
-          <w:lang w:eastAsia="ru-RU"/>
-        </w:rPr>
-        <w:t>4.1.</w:t>
-      </w:r>
-      <w:r>
-        <w:rPr>
-          <w:rFonts w:ascii="Times New Roman" w:eastAsia="Times New Roman" w:hAnsi="Times New Roman" w:cs="Times New Roman"/>
-          <w:sz w:val="28"/>
-          <w:szCs w:val="28"/>
-          <w:lang w:eastAsia="ru-RU"/>
-        </w:rPr>
-        <w:t>2.</w:t>
-      </w:r>
-      <w:r>
-        <w:rPr>
-          <w:rFonts w:ascii="Times New Roman" w:eastAsia="Times New Roman" w:hAnsi="Times New Roman" w:cs="Times New Roman"/>
-          <w:sz w:val="28"/>
-          <w:szCs w:val="28"/>
-          <w:lang w:eastAsia="ru-RU"/>
-        </w:rPr>
-        <w:t xml:space="preserve"> Исходные данные:</w:t>
-      </w:r>
-    </w:p>
-    <w:p>
-      <w:pPr>
-        <w:spacing w:after="0" w:line="240" w:lineRule="auto"/>
-        <w:rPr>
-          <w:rFonts w:ascii="Times New Roman" w:eastAsia="Times New Roman" w:hAnsi="Times New Roman" w:cs="Times New Roman"/>
-          <w:sz w:val="28"/>
-          <w:szCs w:val="28"/>
-          <w:lang w:val="en-US" w:eastAsia="ru-RU"/>
-        </w:rPr>
-      </w:pPr>
-      <w:r>
-        <w:rPr>
-          <w:rFonts w:ascii="Times New Roman" w:eastAsia="Times New Roman" w:hAnsi="Times New Roman" w:cs="Times New Roman"/>
-          <w:sz w:val="28"/>
-          <w:szCs w:val="28"/>
-          <w:lang w:eastAsia="ru-RU"/>
-        </w:rPr>
-        <w:t xml:space="preserve">     </w:t>
-      </w:r>
-      <w:r>
-        <w:rPr>
-          <w:rFonts w:ascii="Times New Roman" w:eastAsia="Times New Roman" w:hAnsi="Times New Roman" w:cs="Times New Roman"/>
-          <w:sz w:val="28"/>
-          <w:szCs w:val="28"/>
-          <w:lang w:eastAsia="ru-RU"/>
-        </w:rPr>
-        <w:t>•</w:t>
-      </w:r>
-      <w:r>
-        <w:rPr>
-          <w:rFonts w:ascii="Times New Roman" w:eastAsia="Times New Roman" w:hAnsi="Times New Roman" w:cs="Times New Roman"/>
-          <w:sz w:val="28"/>
-          <w:szCs w:val="28"/>
-          <w:lang w:eastAsia="ru-RU"/>
-        </w:rPr>
-        <w:t xml:space="preserve">    демонстрационные примеры музыки</w:t>
-      </w:r>
-      <w:r>
-        <w:rPr>
-          <w:rFonts w:ascii="Times New Roman" w:eastAsia="Times New Roman" w:hAnsi="Times New Roman" w:cs="Times New Roman"/>
-          <w:sz w:val="28"/>
-          <w:szCs w:val="28"/>
-          <w:lang w:val="en-US" w:eastAsia="ru-RU"/>
-        </w:rPr>
-        <w:t>;</w:t>
-      </w:r>
-    </w:p>
-    <w:p>
-      <w:pPr>
-        <w:spacing w:after="0" w:line="240" w:lineRule="auto"/>
-        <w:rPr>
-          <w:rFonts w:ascii="Times New Roman" w:eastAsia="Times New Roman" w:hAnsi="Times New Roman" w:cs="Times New Roman"/>
-          <w:sz w:val="28"/>
-          <w:szCs w:val="28"/>
-          <w:lang w:eastAsia="ru-RU"/>
-        </w:rPr>
-      </w:pPr>
-      <w:r>
-        <w:rPr>
-          <w:rFonts w:ascii="Times New Roman" w:eastAsia="Times New Roman" w:hAnsi="Times New Roman" w:cs="Times New Roman"/>
-          <w:sz w:val="28"/>
-          <w:szCs w:val="28"/>
-          <w:lang w:eastAsia="ru-RU"/>
-        </w:rPr>
-        <w:t xml:space="preserve">     </w:t>
-      </w:r>
-      <w:r>
-        <w:rPr>
-          <w:rFonts w:ascii="Times New Roman" w:eastAsia="Times New Roman" w:hAnsi="Times New Roman" w:cs="Times New Roman"/>
-          <w:sz w:val="28"/>
-          <w:szCs w:val="28"/>
-          <w:lang w:eastAsia="ru-RU"/>
-        </w:rPr>
-        <w:t>•</w:t>
-      </w:r>
-      <w:r>
-        <w:rPr>
-          <w:rFonts w:ascii="Times New Roman" w:eastAsia="Times New Roman" w:hAnsi="Times New Roman" w:cs="Times New Roman"/>
-          <w:sz w:val="28"/>
-          <w:szCs w:val="28"/>
-          <w:lang w:eastAsia="ru-RU"/>
-        </w:rPr>
-        <w:t xml:space="preserve">    с</w:t>
-      </w:r>
-      <w:r>
-        <w:rPr>
-          <w:rFonts w:ascii="Times New Roman" w:eastAsia="Times New Roman" w:hAnsi="Times New Roman" w:cs="Times New Roman"/>
-          <w:sz w:val="28"/>
-          <w:szCs w:val="28"/>
-          <w:lang w:eastAsia="ru-RU"/>
-        </w:rPr>
-        <w:t>правочник (жанры, настроение, инструменты);</w:t>
-      </w:r>
-    </w:p>
-    <w:p>
-      <w:pPr>
-        <w:spacing w:after="0" w:line="240" w:lineRule="auto"/>
-        <w:rPr>
-          <w:rFonts w:ascii="Times New Roman" w:eastAsia="Times New Roman" w:hAnsi="Times New Roman" w:cs="Times New Roman"/>
-          <w:sz w:val="28"/>
-          <w:szCs w:val="28"/>
-          <w:lang w:val="en-US" w:eastAsia="ru-RU"/>
+        <w:rPr>
+          <w:rFonts w:ascii="Times New Roman" w:eastAsia="Times New Roman" w:hAnsi="Times New Roman" w:cs="Times New Roman"/>
+          <w:sz w:val="28"/>
+          <w:szCs w:val="28"/>
+          <w:lang w:eastAsia="ru-RU"/>
         </w:rPr>
       </w:pPr>
       <w:r>
@@ -2839,15 +2487,6 @@
         </w:rPr>
         <w:tab/>
         <w:t>справочник пользователей</w:t>
-      </w:r>
-      <w:r>
-        <w:rPr>
-          <w:rFonts w:ascii="Times New Roman" w:eastAsia="Times New Roman" w:hAnsi="Times New Roman" w:cs="Times New Roman"/>
-          <w:sz w:val="28"/>
-          <w:szCs w:val="28"/>
-          <w:lang w:val="en-US" w:eastAsia="ru-RU"/>
-        </w:rPr>
-        <w:t>;</w:t>
       </w:r>
     </w:p>
     <w:p>
@@ -3002,16 +2641,16 @@
           <w:szCs w:val="28"/>
           <w:lang w:eastAsia="ru-RU"/>
         </w:rPr>
-        <w:t xml:space="preserve"> (название, жанр и др.), запросы на поиск и сортировку, информация об жалобах</w:t>
-      </w:r>
-      <w:r>
-        <w:rPr>
-          <w:rFonts w:ascii="Times New Roman" w:eastAsia="Times New Roman" w:hAnsi="Times New Roman" w:cs="Times New Roman"/>
-          <w:sz w:val="28"/>
-          <w:szCs w:val="28"/>
-          <w:lang w:eastAsia="ru-RU"/>
-        </w:rPr>
-        <w:t>;</w:t>
+        <w:t xml:space="preserve"> (название, жанр и др.), запросы на поиск и сортировку</w:t>
+      </w:r>
+      <w:r>
+        <w:rPr>
+          <w:rFonts w:ascii="Times New Roman" w:eastAsia="Times New Roman" w:hAnsi="Times New Roman" w:cs="Times New Roman"/>
+          <w:sz w:val="28"/>
+          <w:szCs w:val="28"/>
+          <w:lang w:eastAsia="ru-RU"/>
+        </w:rPr>
+        <w:t>.</w:t>
       </w:r>
     </w:p>
     <w:p>
@@ -3143,43 +2782,7 @@
           <w:szCs w:val="28"/>
           <w:lang w:eastAsia="ru-RU"/>
         </w:rPr>
-        <w:t xml:space="preserve">, </w:t>
-      </w:r>
-      <w:r>
-        <w:rPr>
-          <w:rFonts w:ascii="Times New Roman" w:eastAsia="Times New Roman" w:hAnsi="Times New Roman" w:cs="Times New Roman"/>
-          <w:sz w:val="28"/>
-          <w:szCs w:val="28"/>
-          <w:lang w:eastAsia="ru-RU"/>
-        </w:rPr>
-        <w:t xml:space="preserve">данные </w:t>
-      </w:r>
-      <w:r>
-        <w:rPr>
-          <w:rFonts w:ascii="Times New Roman" w:eastAsia="Times New Roman" w:hAnsi="Times New Roman" w:cs="Times New Roman"/>
-          <w:sz w:val="28"/>
-          <w:szCs w:val="28"/>
-          <w:lang w:eastAsia="ru-RU"/>
-        </w:rPr>
-        <w:t>плейлист</w:t>
-      </w:r>
-      <w:r>
-        <w:rPr>
-          <w:rFonts w:ascii="Times New Roman" w:eastAsia="Times New Roman" w:hAnsi="Times New Roman" w:cs="Times New Roman"/>
-          <w:sz w:val="28"/>
-          <w:szCs w:val="28"/>
-          <w:lang w:eastAsia="ru-RU"/>
-        </w:rPr>
-        <w:t>ов пользователя</w:t>
-      </w:r>
-      <w:r>
-        <w:rPr>
-          <w:rFonts w:ascii="Times New Roman" w:eastAsia="Times New Roman" w:hAnsi="Times New Roman" w:cs="Times New Roman"/>
-          <w:sz w:val="28"/>
-          <w:szCs w:val="28"/>
-          <w:lang w:eastAsia="ru-RU"/>
-        </w:rPr>
-        <w:t>;</w:t>
+        <w:t>.</w:t>
       </w:r>
     </w:p>
     <w:p>
@@ -3697,7 +3300,6 @@
           <w:szCs w:val="28"/>
           <w:lang w:eastAsia="ru-RU"/>
         </w:rPr>
-        <w:lastRenderedPageBreak/>
         <w:t xml:space="preserve">Поддержка ОС </w:t>
       </w:r>
       <w:r>
@@ -3834,6 +3436,7 @@
           <w:szCs w:val="28"/>
           <w:lang w:eastAsia="ru-RU"/>
         </w:rPr>
+        <w:lastRenderedPageBreak/>
         <w:t>5.2. Разрабатываемая про</w:t>
       </w:r>
       <w:r>
@@ -6530,7 +6133,7 @@
   <w:style w:type="paragraph" w:default="1" w:styleId="a">
     <w:name w:val="Normal"/>
     <w:qFormat/>
-    <w:rsid w:val="00A312DA"/>
+    <w:rsid w:val="00683219"/>
   </w:style>
   <w:style w:type="character" w:default="1" w:styleId="a0">
     <w:name w:val="Default Paragraph Font"/>

--- a/Documentation/Tech task/Техническое задание (1).docx
+++ b/Documentation/Tech task/Техническое задание (1).docx
@@ -2216,46 +2216,6 @@
         </w:rPr>
         <w:tab/>
         <w:t>просмотр демонстрационных примеров;</w:t>
-      </w:r>
-    </w:p>
-    <w:p>
-      <w:pPr>
-        <w:spacing w:after="0" w:line="240" w:lineRule="auto"/>
-        <w:textAlignment w:val="baseline"/>
-        <w:rPr>
-          <w:rFonts w:ascii="Times New Roman" w:eastAsia="Times New Roman" w:hAnsi="Times New Roman" w:cs="Times New Roman"/>
-          <w:sz w:val="28"/>
-          <w:szCs w:val="28"/>
-          <w:lang w:eastAsia="ru-RU"/>
-        </w:rPr>
-      </w:pPr>
-      <w:r>
-        <w:rPr>
-          <w:rFonts w:ascii="Times New Roman" w:eastAsia="Times New Roman" w:hAnsi="Times New Roman" w:cs="Times New Roman"/>
-          <w:sz w:val="28"/>
-          <w:szCs w:val="28"/>
-          <w:lang w:eastAsia="ru-RU"/>
-        </w:rPr>
-        <w:t xml:space="preserve">     </w:t>
-      </w:r>
-      <w:r>
-        <w:rPr>
-          <w:rFonts w:ascii="Times New Roman" w:eastAsia="Times New Roman" w:hAnsi="Times New Roman" w:cs="Times New Roman"/>
-          <w:sz w:val="28"/>
-          <w:szCs w:val="28"/>
-          <w:lang w:eastAsia="ru-RU"/>
-        </w:rPr>
-        <w:t>•</w:t>
-      </w:r>
-      <w:r>
-        <w:rPr>
-          <w:rFonts w:ascii="Times New Roman" w:eastAsia="Times New Roman" w:hAnsi="Times New Roman" w:cs="Times New Roman"/>
-          <w:sz w:val="28"/>
-          <w:szCs w:val="28"/>
-          <w:lang w:eastAsia="ru-RU"/>
-        </w:rPr>
-        <w:tab/>
-        <w:t>возможность прослушивания опубликованных треков;</w:t>
       </w:r>
     </w:p>
     <w:p>
